--- a/docs/grant-summaries/onpoint-community.docx
+++ b/docs/grant-summaries/onpoint-community.docx
@@ -514,7 +514,7 @@
         </w:rPr>
         <w:t xml:space="preserve">Official funder page: </w:t>
       </w:r>
-      <w:hyperlink w:history="1" r:id="rIdz0cxe_mlsaudiwrb5dxh4">
+      <w:hyperlink w:history="1" r:id="rIdjypof1zas1oy2oqo6pasw">
         <w:r>
           <w:rPr>
             <w:rStyle w:val="Hyperlink"/>

--- a/docs/grant-summaries/onpoint-community.docx
+++ b/docs/grant-summaries/onpoint-community.docx
@@ -514,7 +514,7 @@
         </w:rPr>
         <w:t xml:space="preserve">Official funder page: </w:t>
       </w:r>
-      <w:hyperlink w:history="1" r:id="rIdjypof1zas1oy2oqo6pasw">
+      <w:hyperlink w:history="1" r:id="rIdkdx2u4uuti-bbvr6yr6f6">
         <w:r>
           <w:rPr>
             <w:rStyle w:val="Hyperlink"/>

--- a/docs/grant-summaries/onpoint-community.docx
+++ b/docs/grant-summaries/onpoint-community.docx
@@ -444,6 +444,23 @@
         <w:pStyle w:val="Heading2"/>
       </w:pPr>
       <w:r>
+        <w:t xml:space="preserve">How This Applies to Proud Ground</w:t>
+      </w:r>
+    </w:p>
+    <w:p>
+      <w:r>
+        <w:rPr>
+          <w:sz w:val="22"/>
+          <w:szCs w:val="22"/>
+        </w:rPr>
+        <w:t xml:space="preserve">OnPoint's community grants align with Proud Ground's financial-education and community-development activities for first-time and first-generation buyers. A request framed around homebuyer financial readiness or workforce and community development would resonate with OnPoint's priorities.</w:t>
+      </w:r>
+    </w:p>
+    <w:p>
+      <w:pPr>
+        <w:pStyle w:val="Heading2"/>
+      </w:pPr>
+      <w:r>
         <w:t xml:space="preserve">Application Checklist — What You’ll Need</w:t>
       </w:r>
     </w:p>
@@ -514,7 +531,7 @@
         </w:rPr>
         <w:t xml:space="preserve">Official funder page: </w:t>
       </w:r>
-      <w:hyperlink w:history="1" r:id="rIdkdx2u4uuti-bbvr6yr6f6">
+      <w:hyperlink w:history="1" r:id="rIdjmhfpi0idxcuf7zjvzcwx">
         <w:r>
           <w:rPr>
             <w:rStyle w:val="Hyperlink"/>

--- a/docs/grant-summaries/onpoint-community.docx
+++ b/docs/grant-summaries/onpoint-community.docx
@@ -531,7 +531,7 @@
         </w:rPr>
         <w:t xml:space="preserve">Official funder page: </w:t>
       </w:r>
-      <w:hyperlink w:history="1" r:id="rIdjmhfpi0idxcuf7zjvzcwx">
+      <w:hyperlink w:history="1" r:id="rIdiex2rh-jlc14rbwum8dsj">
         <w:r>
           <w:rPr>
             <w:rStyle w:val="Hyperlink"/>
